--- a/resumes/25207120106熊正阳_口述史作业.docx
+++ b/resumes/25207120106熊正阳_口述史作业.docx
@@ -30,7 +30,7 @@
           <w:rFonts w:ascii="黑体" w:hAnsi="黑体" w:eastAsia="黑体"/>
           <w:sz w:val="28"/>
         </w:rPr>
-        <w:t>「从体制内到个体户」——父亲的口述史访谈</w:t>
+        <w:t>「从纺织女工到社区店主」——母亲的口述史访谈</w:t>
       </w:r>
     </w:p>
     <w:p/>
@@ -114,7 +114,7 @@
           <w:rFonts w:ascii="宋体" w:hAnsi="宋体" w:eastAsia="宋体"/>
           <w:sz w:val="24"/>
         </w:rPr>
-        <w:t>说实话，选口述史这个作业之前，我犹豫了好一阵。不是因为不想做，而是——我跟我爸平时话不多，坐下来正儿八经"采访"他，光想想就尴尬。从小到大，他对我说的最多的话是"吃了吗""钱够不够""别玩太晚"。他的人生故事？抱歉，我几乎没认真问过。</w:t>
+        <w:t>决定做口述史的时候，我第一个想到的不是我爸，是我妈。在我的记忆里，我爸的形象一直比较模糊——常年在外打工，回家话也少。真正撑起家里那些琐碎日子的，是我妈。从小到大，交学费的是我妈，开家长会的是我妈，我生病了半夜带我去医院的也是我妈。但我对她的人生，其实了解得很少——她来湖北嫁给我爸之前经历了什么、年轻时做过什么梦，我几乎没问过。</w:t>
       </w:r>
     </w:p>
     <w:p>
@@ -127,20 +127,7 @@
           <w:rFonts w:ascii="宋体" w:hAnsi="宋体" w:eastAsia="宋体"/>
           <w:sz w:val="24"/>
         </w:rPr>
-        <w:t>但正是因为这个，我觉得这个作业值得做。一个人到了五十多岁，回看自己走过的路，有些东西可能连他自己都快忘了。作为儿子，我欠他一次认真的倾听。</w:t>
-      </w:r>
-    </w:p>
-    <w:p>
-      <w:pPr>
-        <w:spacing w:line="360" w:lineRule="auto"/>
-        <w:ind w:firstLine="420"/>
-      </w:pPr>
-      <w:r>
-        <w:rPr>
-          <w:rFonts w:ascii="宋体" w:hAnsi="宋体" w:eastAsia="宋体"/>
-          <w:sz w:val="24"/>
-        </w:rPr>
-        <w:t>这次访谈是在五一假期回家时做的。那天下午阳光很好，我跟我爸坐在客厅，茶几上放了两杯茶。我打开手机录音，跟他说："爸，今天我不是你儿子，我是采访你的人。你就当讲故事，想到什么说什么。"他愣了两秒，笑了，说："你这是要干嘛，查户口啊？"然后——话匣子就打开了，一个下午没停过。</w:t>
+        <w:t>这次访谈是在五一假期回去的时候做的。那天晚上吃完饭，我妈照例在收拾厨房。我走过去说："妈，你别收了，坐下陪我聊会儿。学校有个作业，要采访你。"她第一反应是："采访我干嘛？我有什么好采访的？"我跟她说，就是聊聊她年轻时候的事。她擦擦手坐下，有点不好意思地说："都多少年前的事了，谁还记得。"结果一聊就聊到了半夜。</w:t>
       </w:r>
     </w:p>
     <w:p>
@@ -179,7 +166,7 @@
           <w:rFonts w:ascii="宋体" w:hAnsi="宋体" w:eastAsia="宋体"/>
           <w:sz w:val="24"/>
         </w:rPr>
-        <w:t>受访人：我的父亲，熊建华（化名），1968年生，江西上饶人。1986年高中毕业后进入当地粮食局工作，1994年辞职下海，先后做过服装批发生意、开过小饭馆、经营过一家社区便利店，2015年后逐渐退出实体经营，目前半退休状态。</w:t>
+        <w:t>受访人：我的母亲，陈玉兰（化名），1969年生，湖北荆州人。1987年初中毕业后进入沙市棉纺织厂做挡车工。1993年纺织厂效益下滑，她下岗后先后在荆州本地做过餐馆服务员、摆过夜市地摊。1998年与我父亲结婚后来到江西上饶，开了一家社区小商店至今。</w:t>
       </w:r>
     </w:p>
     <w:p>
@@ -192,7 +179,7 @@
           <w:b/>
           <w:sz w:val="24"/>
         </w:rPr>
-        <w:t>"铁饭碗"丢了也不可惜</w:t>
+        <w:t>"织布车间里站了六年"</w:t>
       </w:r>
     </w:p>
     <w:p>
@@ -205,7 +192,7 @@
           <w:rFonts w:ascii="宋体" w:hAnsi="宋体" w:eastAsia="宋体"/>
           <w:sz w:val="24"/>
         </w:rPr>
-        <w:t>我爸说，他这辈子最"疯"的一个决定，是1994年从粮食局辞职。那时候粮食局是正经的"铁饭碗"——工资不高但稳定，逢年过节有福利，在整个镇上都是体面工作。批他辞职的领导当时拍桌子说："小熊，你是不是脑子进水了？多少人想进都进不来，你说走就走？"</w:t>
+        <w:t>我妈说她这辈子最累的一段日子，是在沙市棉纺织厂当挡车工。那时候她刚满十八岁，初中毕业没考上高中，就去了纺织厂。一个车间几十台织机同时开着，噪音大到两个人面对面说话都听不清。挡车工的工作就是不停地在织机之间巡视，纱断了要接头，布面上有疵点要处理。一班八个小时，走的路加起来据说有十几公里。夏天车间里四十多度，汗水把工作服湿透了又干、干了又湿。</w:t>
       </w:r>
     </w:p>
     <w:p>
@@ -218,7 +205,7 @@
           <w:rFonts w:ascii="宋体" w:hAnsi="宋体" w:eastAsia="宋体"/>
           <w:sz w:val="24"/>
         </w:rPr>
-        <w:t>但他还是走了。原因很简单——工资太低。一个月两百多块钱，供一家三口吃穿都紧巴巴，更别提存钱了。那时候我还没出生，我妈刚怀上我，家里开销一下子上来了。他说有天晚上算账，算来算去每个月都剩不下十块钱，一咬牙第二天就交了辞职报告。</w:t>
+        <w:t>我问我妈苦不苦。她说："那时候不觉得苦。我们车间一百多号人，都是差不多年纪的姑娘，下了班一起去食堂吃饭、一起回宿舍聊天。虽然累，但有伴。"她说这话的时候眼睛里有点光。讲真，我一直觉得我妈是个比较内向的人，没想到她年轻时还是在那种热火朝天的集体环境里过来的。</w:t>
       </w:r>
     </w:p>
     <w:p>
@@ -231,7 +218,7 @@
           <w:rFonts w:ascii="宋体" w:hAnsi="宋体" w:eastAsia="宋体"/>
           <w:sz w:val="24"/>
         </w:rPr>
-        <w:t>讲真，我听到这里的时候挺震撼的。我一直以为我爸是那种"稳"字当头的人——从小到大他教我最多的就是"别冲动""多想想后果"。结果他年轻时比我现在敢闯多了。</w:t>
+        <w:t>但好日子没持续太久。1993年以后，沙市的纺织行业整体不行了——厂里订单越来越少，工资开始拖欠。我妈记得很清楚，最后一个月的工资只发了一半，厂长站在车间门口跟大家说："实在对不住，厂里账上没钱了，大家先回家等通知。"这一等，就没有通知了。</w:t>
       </w:r>
     </w:p>
     <w:p>
@@ -244,7 +231,7 @@
           <w:b/>
           <w:sz w:val="24"/>
         </w:rPr>
-        <w:t>南昌洪城大市场里的日子</w:t>
+        <w:t>"下岗之后天没塌"</w:t>
       </w:r>
     </w:p>
     <w:p>
@@ -257,7 +244,7 @@
           <w:rFonts w:ascii="宋体" w:hAnsi="宋体" w:eastAsia="宋体"/>
           <w:sz w:val="24"/>
         </w:rPr>
-        <w:t>辞职之后，他跟着一个老乡去了南昌，在洪城大市场做服装批发生意。那个时候南昌洪城是华东地区最大的服装批发市场，全国各地的贩子都来这里拿货。</w:t>
+        <w:t>下岗那年我妈二十五岁，没嫁人，没存款，就一个初中学历。她说那段时间最难受的不是没收入，是走在街上觉得自己是个"多余的人"。但她没哭天喊地，也没回村里种田。她先在荆州城里一家餐馆打工，洗碗端盘子，一个月三百块。后来发现餐馆门口晚上不忙，她就跟老板商量，借门口一小块地方摆地摊卖袜子发卡，进货的钱是自己攒的。</w:t>
       </w:r>
     </w:p>
     <w:p>
@@ -270,7 +257,7 @@
           <w:rFonts w:ascii="宋体" w:hAnsi="宋体" w:eastAsia="宋体"/>
           <w:sz w:val="24"/>
         </w:rPr>
-        <w:t>我爸说他最开始什么都不懂——什么款式好卖、怎么跟厂家谈价格、怎么应付来拿货的零售商，全是现学现卖。头三个月亏了两千多块钱，差点撑不下去。后来他发现一个门道：冬天卖厚睡衣是刚需，但大多数批发商只做成人款，不做儿童款。他就专门跑儿童厚睡衣的货，从浙江织里拿货到南昌批。</w:t>
+        <w:t>我特别问了这段细节。她说地摊上最好卖的是三样东西：冬天的厚袜子、夏天的小风扇、过年时候的红头绳。她进货渠道也特别原始——跑到武汉汉正街批发市场，坐三个小时的大巴，扛一大包货回来。一来一回就是一天，累得半死，但利润还不错——一双袜子进价五毛，卖一块五；一个发卡进价三毛，卖一块。一个月下来，比在餐馆洗碗好不少。</w:t>
       </w:r>
     </w:p>
     <w:p>
@@ -283,7 +270,20 @@
           <w:rFonts w:ascii="宋体" w:hAnsi="宋体" w:eastAsia="宋体"/>
           <w:sz w:val="24"/>
         </w:rPr>
-        <w:t>"那时候的利润率你猜多少？"他问我。我说不清楚。他比了个手势："进价二十八，批发五十五，一件赚二十七。一个月出货两百多件，你自己算。"我算了算，一个月五六千——在1995年，相当高了。</w:t>
+        <w:t>这段经历她以前从来没跟我说过。我听到的时候有点说不出话。在我印象里我妈是个特别朴实的人，不怎么会算账、不太会用手机。结果她二十多年前就会看市场、选品、算毛利、找进货渠道了——这跟我现在学的零售业管理简直一码事。</w:t>
+      </w:r>
+    </w:p>
+    <w:p>
+      <w:pPr>
+        <w:spacing w:before="160" w:after="80"/>
+      </w:pPr>
+      <w:r>
+        <w:rPr>
+          <w:rFonts w:ascii="黑体" w:hAnsi="黑体" w:eastAsia="黑体"/>
+          <w:b/>
+          <w:sz w:val="24"/>
+        </w:rPr>
+        <w:t>"跟你爸来江西，从零开始"</w:t>
       </w:r>
     </w:p>
     <w:p>
@@ -296,7 +296,33 @@
           <w:rFonts w:ascii="宋体" w:hAnsi="宋体" w:eastAsia="宋体"/>
           <w:sz w:val="24"/>
         </w:rPr>
-        <w:t>但是好日子不长。1997年亚洲金融危机，整个批发市场的生意都受影响。不少档口关门了。我爸说他硬撑了两年，到1999年实在扛不住，把档口转给别人，回到了上饶。</w:t>
+        <w:t>1998年，我妈嫁给了我爸，从荆州搬到了江西上饶。一切从头开始。她在一个陌生的地方，谁也不认识，还带着刚出生的我。</w:t>
+      </w:r>
+    </w:p>
+    <w:p>
+      <w:pPr>
+        <w:spacing w:line="360" w:lineRule="auto"/>
+        <w:ind w:firstLine="420"/>
+      </w:pPr>
+      <w:r>
+        <w:rPr>
+          <w:rFonts w:ascii="宋体" w:hAnsi="宋体" w:eastAsia="宋体"/>
+          <w:sz w:val="24"/>
+        </w:rPr>
+        <w:t>到上饶之后，我妈在小区门口租了间小门面，开了一家社区商店——卖米面油、烟酒副食、日用百货。这个店开了将近二十年，从2000年一直到2019年。她说开店的头几年最难，因为人生地不熟，进货渠道不好找，老顾客也不认可。但她有一个本事——跟谁都聊得起来。小区里的大爷大妈来买东西，她能记住人家家里几口人、孩子在哪上学。慢慢的，大家就认她这个人了。</w:t>
+      </w:r>
+    </w:p>
+    <w:p>
+      <w:pPr>
+        <w:spacing w:line="360" w:lineRule="auto"/>
+        <w:ind w:firstLine="420"/>
+      </w:pPr>
+      <w:r>
+        <w:rPr>
+          <w:rFonts w:ascii="宋体" w:hAnsi="宋体" w:eastAsia="宋体"/>
+          <w:sz w:val="24"/>
+        </w:rPr>
+        <w:t>我问她开了这么多年店，有没有特别得意的事。她想了半天，说了一件小事：有个大爷住七楼，腿脚不好，每次来买东西我妈都会帮他把东西送到楼上去。后来那个大爷搬走了，专门回来给店里送了一袋老家的橘子。她说："做生意嘛，说到底还是做人。你人做好了，生意自然有。"这句话不高级，但我课本里学的"顾客忠诚度""社区深耕"，说白了就是她说的这个东西。</w:t>
       </w:r>
     </w:p>
     <w:p>
@@ -309,7 +335,7 @@
           <w:b/>
           <w:sz w:val="24"/>
         </w:rPr>
-        <w:t>社区便利店：最累也最踏实的日子</w:t>
+        <w:t>"我这一辈子，挺好的"</w:t>
       </w:r>
     </w:p>
     <w:p>
@@ -322,7 +348,7 @@
           <w:rFonts w:ascii="宋体" w:hAnsi="宋体" w:eastAsia="宋体"/>
           <w:sz w:val="24"/>
         </w:rPr>
-        <w:t>2000年以后，我爸在老家开了个小饭馆，做了五六年，生意不温不火。到2007年，他把饭馆盘出去，在我家小区门口盘了间门面，开了家社区便利店。</w:t>
+        <w:t>访谈快结束的时候我问她，你后悔吗——年轻时候没继续读书、下岗、嫁到外地、开个小店一辈子——如果能重来，你会走不一样的路吗？</w:t>
       </w:r>
     </w:p>
     <w:p>
@@ -335,7 +361,7 @@
           <w:rFonts w:ascii="宋体" w:hAnsi="宋体" w:eastAsia="宋体"/>
           <w:sz w:val="24"/>
         </w:rPr>
-        <w:t>这个便利店开了整整八年，是我从小到大的记忆。从小学到高中，放学回家第一站不是家，是店里。有时候帮忙看店收钱，有时候帮忙搬货理货架。那时候最烦的就是周末早上七点被叫起来帮忙开门，因为周末反而比平时生意好。</w:t>
+        <w:t>她想了一会儿，说了一句让我愣住的话："不后悔。虽然没什么大本事，但是我把你养大了，也没让你吃过什么苦。你当兵那两年我最开心——不是因为你走了，是因为你回来以后整个人都不一样了，稳重了、懂事了。我老了以后就指望你了。"</w:t>
       </w:r>
     </w:p>
     <w:p>
@@ -348,7 +374,20 @@
           <w:rFonts w:ascii="宋体" w:hAnsi="宋体" w:eastAsia="宋体"/>
           <w:sz w:val="24"/>
         </w:rPr>
-        <w:t>我爸说，便利店看着简单，其实最累。每天早上六点半开门、晚上十一点关门，一年三百六十五天，只有大年初一到初三休息三天。进货、理货、看店、算账，他一个人全包。夏天最热的时候店里没空调，搬一箱啤酒一身汗。冬天最冷的时候坐在门口吹风，手脚全是冻疮。</w:t>
+        <w:t>她说这话的时候在笑，但我看到眼睛红了。我赶紧说行了行了，别煽情了，作业还没写完呢。然后我俩都笑了。</w:t>
+      </w:r>
+    </w:p>
+    <w:p>
+      <w:pPr>
+        <w:spacing w:before="280" w:after="120"/>
+      </w:pPr>
+      <w:r>
+        <w:rPr>
+          <w:rFonts w:ascii="黑体" w:hAnsi="黑体" w:eastAsia="黑体"/>
+          <w:b/>
+          <w:sz w:val="30"/>
+        </w:rPr>
+        <w:t>二、时代背景与社会变迁</w:t>
       </w:r>
     </w:p>
     <w:p>
@@ -361,7 +400,7 @@
           <w:rFonts w:ascii="宋体" w:hAnsi="宋体" w:eastAsia="宋体"/>
           <w:sz w:val="24"/>
         </w:rPr>
-        <w:t>我问他在便利店这几年最大的感受是什么。他想了想说："开便利店对社会没什么大贡献，但有一个好处——我每天都能看到各种各样的人。有半夜下班来买泡面的护士，有早上送孩子上学顺便买牛奶的妈妈，有喝醉了来买烟的中年男人。看久了你就知道，每个人都不容易。"</w:t>
+        <w:t>访谈做完了，我回头看我妈这三十年，其实是一部微缩版的女性就业变迁史。</w:t>
       </w:r>
     </w:p>
     <w:p>
@@ -374,7 +413,7 @@
           <w:rFonts w:ascii="宋体" w:hAnsi="宋体" w:eastAsia="宋体"/>
           <w:sz w:val="24"/>
         </w:rPr>
-        <w:t>他说这话的时候语气很平淡，但我能感觉到这是他几十年做小生意攒下来的东西——不是钱，是对人的理解。</w:t>
+        <w:t>1987年她进纺织厂的时候，正是中国纺织业最辉煌的时期。荆州沙市的轻纺工业在八十年代是全省甚至全国都有名的，高峰时期仅沙市就有十几家大型纺织厂，容纳了数万名女工。那个年代的纺织女工就像今天进大厂做互联网——是体面稳定的工作。但到了九十年代初，国企改革、纺织行业产能过剩、沿海民营纺织企业崛起，像沙棉这样的老牌国企迅速衰落了。下游关闭的时候我妈才二十五岁，从集体生活里被甩了出来。</w:t>
       </w:r>
     </w:p>
     <w:p>
@@ -387,20 +426,7 @@
           <w:rFonts w:ascii="宋体" w:hAnsi="宋体" w:eastAsia="宋体"/>
           <w:sz w:val="24"/>
         </w:rPr>
-        <w:t>2015年以后，网购和社区团购冲击太大了，便利店的利润越来越薄。我爸把店关了，用存下的钱给我们家换了一套大一点的房子。他说那家便利店就像养了一个孩子，关了心里其实舍不得，但时代变了，得认。</w:t>
-      </w:r>
-    </w:p>
-    <w:p>
-      <w:pPr>
-        <w:spacing w:before="160" w:after="80"/>
-      </w:pPr>
-      <w:r>
-        <w:rPr>
-          <w:rFonts w:ascii="黑体" w:hAnsi="黑体" w:eastAsia="黑体"/>
-          <w:b/>
-          <w:sz w:val="24"/>
-        </w:rPr>
-        <w:t>"我这一辈子，不丢人"</w:t>
+        <w:t>九十年代市场经济起来之后，我妈摆地摊、做小贩，其实踩上了一个时代风口——个体经济。那时候没有城管管得那么严，只要肯干就能挣到钱。她那些年攒下来的本钱，后来变成了家里的那间社区店。从经济学角度说，她完成了一次从"产业工人"到"个体经营者"的身份转型——靠的不是学历或者人脉，就是一口硬气。</w:t>
       </w:r>
     </w:p>
     <w:p>
@@ -413,111 +439,7 @@
           <w:rFonts w:ascii="宋体" w:hAnsi="宋体" w:eastAsia="宋体"/>
           <w:sz w:val="24"/>
         </w:rPr>
-        <w:t>访谈的最后，我问他有什么想说的。他沉默了好一会儿，说了一句话我记到现在："我这辈子没什么大出息，没挣过大钱，也没当过大官。但是我靠自己的双手把你养大、供你上了大学，家里没欠一分钱外债，你妈想买什么东西不用看价格。我觉得，不丢人。"</w:t>
-      </w:r>
-    </w:p>
-    <w:p>
-      <w:pPr>
-        <w:spacing w:line="360" w:lineRule="auto"/>
-        <w:ind w:firstLine="420"/>
-      </w:pPr>
-      <w:r>
-        <w:rPr>
-          <w:rFonts w:ascii="宋体" w:hAnsi="宋体" w:eastAsia="宋体"/>
-          <w:sz w:val="24"/>
-        </w:rPr>
-        <w:t>那一刻我不知道怎么接话。说实话，我爸平时不是那种会表达感情的人。能说出这几句话，说明这次访谈对他来说，也不只是儿子的作业。</w:t>
-      </w:r>
-    </w:p>
-    <w:p>
-      <w:pPr>
-        <w:spacing w:before="280" w:after="120"/>
-      </w:pPr>
-      <w:r>
-        <w:rPr>
-          <w:rFonts w:ascii="黑体" w:hAnsi="黑体" w:eastAsia="黑体"/>
-          <w:b/>
-          <w:sz w:val="30"/>
-        </w:rPr>
-        <w:t>二、历史背景与社会变迁</w:t>
-      </w:r>
-    </w:p>
-    <w:p>
-      <w:pPr>
-        <w:spacing w:line="360" w:lineRule="auto"/>
-        <w:ind w:firstLine="420"/>
-      </w:pPr>
-      <w:r>
-        <w:rPr>
-          <w:rFonts w:ascii="宋体" w:hAnsi="宋体" w:eastAsia="宋体"/>
-          <w:sz w:val="24"/>
-        </w:rPr>
-        <w:t>我访谈完之后，回头查了一些资料，发现我爸的经历其实是一个时代的缩影。</w:t>
-      </w:r>
-    </w:p>
-    <w:p>
-      <w:pPr>
-        <w:spacing w:line="360" w:lineRule="auto"/>
-        <w:ind w:firstLine="420"/>
-      </w:pPr>
-      <w:r>
-        <w:rPr>
-          <w:rFonts w:ascii="宋体" w:hAnsi="宋体" w:eastAsia="宋体"/>
-          <w:sz w:val="24"/>
-        </w:rPr>
-        <w:t>1992年邓小平南方谈话后，全国掀起了一轮"下海潮"。据公开数据显示，1992年到1993年，全国有超过12万机关干部辞职经商。我爸是1994年走的，其实不算最早那一批——他已经观望了两年才行动。</w:t>
-      </w:r>
-    </w:p>
-    <w:p>
-      <w:pPr>
-        <w:spacing w:line="360" w:lineRule="auto"/>
-        <w:ind w:firstLine="420"/>
-      </w:pPr>
-      <w:r>
-        <w:rPr>
-          <w:rFonts w:ascii="宋体" w:hAnsi="宋体" w:eastAsia="宋体"/>
-          <w:sz w:val="24"/>
-        </w:rPr>
-        <w:t>而他去的南昌洪城大市场，确实是那个年代个体经济的一个地标。90年代中期的批发市场是商品流通的核心节点——厂家的货通过批发市场流向全国各地的零售终端。那时候没有淘宝、没有拼多多，你开一家服装店，唯一的进货渠道就是跑批发市场。我爸就是那个"中间商"——从厂家拿货，加价卖给零售商。这个模式在今天看来很原始，但在90年代是最有效率的商品流通方式。</w:t>
-      </w:r>
-    </w:p>
-    <w:p>
-      <w:pPr>
-        <w:spacing w:line="360" w:lineRule="auto"/>
-        <w:ind w:firstLine="420"/>
-      </w:pPr>
-      <w:r>
-        <w:rPr>
-          <w:rFonts w:ascii="宋体" w:hAnsi="宋体" w:eastAsia="宋体"/>
-          <w:sz w:val="24"/>
-        </w:rPr>
-        <w:t>2000年代以后，我爸从批发转到了零售终端——开社区便利店。这个转型其实跟中国零售业的演变完全同步：2000年以后，批发市场的地位下降，零售终端越来越重要，社区店里离消费者最近的那个节点。我爸虽然不懂什么"最后一公里"的概念，但他做的事就是零售业最核心的东西——离顾客近、方便、有人情味。</w:t>
-      </w:r>
-    </w:p>
-    <w:p>
-      <w:pPr>
-        <w:spacing w:line="360" w:lineRule="auto"/>
-        <w:ind w:firstLine="420"/>
-      </w:pPr>
-      <w:r>
-        <w:rPr>
-          <w:rFonts w:ascii="宋体" w:hAnsi="宋体" w:eastAsia="宋体"/>
-          <w:sz w:val="24"/>
-        </w:rPr>
-        <w:t>到了2015年，O2O和社区团购兴起，传统便利店的黄金时代结束了。我爸关店那年，美团和饿了么正在疯狂补贴外卖市场，小区里的团长已经开始在微信群里卖菜了。他不是被打败的，是被时代淘汰的——或者说，他的历史使命完成了。</w:t>
-      </w:r>
-    </w:p>
-    <w:p>
-      <w:pPr>
-        <w:spacing w:line="360" w:lineRule="auto"/>
-        <w:ind w:firstLine="420"/>
-      </w:pPr>
-      <w:r>
-        <w:rPr>
-          <w:rFonts w:ascii="宋体" w:hAnsi="宋体" w:eastAsia="宋体"/>
-          <w:sz w:val="24"/>
-        </w:rPr>
-        <w:t>听他说这些的时候，我心里有一种说不上来的滋味。我在大学里学零售业管理，老师讲的是供应链、数字化、新零售，而我爸做的事串联起来就是一部活的零售业变迁史——从批发到零售终端，从线下到被线上替代。课本上的理论落到他身上，就变成了一个人一生的起起伏伏。</w:t>
+        <w:t>2000年后她的社区店，本质上做的是"最后一公里"的生意。那时候还没有社区团购、没有外卖、没有叮咚买菜，你家门口那家小店就是唯一能立刻买到盐和酱油的地方。她不懂什么"渠道下沉""用户触达"，但她做的事情正好是零售业链条中最贴近消费者的那一端。到了2019年她关店的时候，社区团购已经在下沉市场铺开了——美团优选、多多买菜，小程序下单、第二天自提，价格还便宜。她的小店不再是那个"唯一的选择"了。</w:t>
       </w:r>
     </w:p>
     <w:p>
@@ -543,7 +465,7 @@
           <w:rFonts w:ascii="宋体" w:hAnsi="宋体" w:eastAsia="宋体"/>
           <w:sz w:val="24"/>
         </w:rPr>
-        <w:t>这次访谈做完，我有三点感受特别深。</w:t>
+        <w:t>这次访谈做完，我有三个感触。</w:t>
       </w:r>
     </w:p>
     <w:p>
@@ -556,7 +478,7 @@
           <w:rFonts w:ascii="宋体" w:hAnsi="宋体" w:eastAsia="宋体"/>
           <w:sz w:val="24"/>
         </w:rPr>
-        <w:t>第一，我以前觉得我爸"没出息"——开个小店，一辈子没干出什么名堂。现在我不这么想了。在那个年代，他做的每一个决策放到当时的环境里看，其实都很勇敢。辞职下海需要勇气，在批发市场守住档口需要韧性，开便利店坚持八年需要毅力。他没有高学历，没有人脉，没有资本，全靠自己一步步走。在零售业这条路上，他其实是我的第一个"行业前辈"。</w:t>
+        <w:t>第一，我以前总觉得我妈"没什么见识"。她不会看新闻、不关心大事、每天就是柴米油盐。但做完这个访谈我才发现，她这一生经历了纺织女工、下岗工人、地摊主、社区店主四次角色转换，每一次都靠自己走出来了。她没有大视野但不缺大智慧——那种在最低谷的时候不抱怨、先做事的狠劲儿，我当兵以后才慢慢学会。</w:t>
       </w:r>
     </w:p>
     <w:p>
@@ -569,7 +491,7 @@
           <w:rFonts w:ascii="宋体" w:hAnsi="宋体" w:eastAsia="宋体"/>
           <w:sz w:val="24"/>
         </w:rPr>
-        <w:t>第二，所谓"时代的一粒沙，落在个人头上就是一座山"。我爸这一代人，经历了从计划经济到市场经济的转型，经历了金融危机，经历了互联网对实体经济的冲击。每一次大环境的变化都直接改变了他的命运。但他从来没有抱怨过，没有说过"如果当年不辞职就好了"。他说的是"做了就不后悔"。这种心态，我在部队里也见过——就是那种不管条件多差、先把事做了再说的踏实劲儿。我觉得我是遗传了他。</w:t>
+        <w:t>第二，零售业不只是课本里的SWOT和4P模型。我妈的社区店没有营销策略、没有会员体系、没有数据分析，但她有一样东西比所有方法论都管用——跟人打交道的能力。大爷大妈信任她，不是因为她的商品比别家便宜，是因为她在这里二十年了。这个"信任"是任何折扣都替代不了的。我在学校学的那些理论知识跟她的实践经验一对比，突然就觉得不那么虚了。</w:t>
       </w:r>
     </w:p>
     <w:p>
@@ -582,7 +504,7 @@
           <w:rFonts w:ascii="宋体" w:hAnsi="宋体" w:eastAsia="宋体"/>
           <w:sz w:val="24"/>
         </w:rPr>
-        <w:t>第三，口述史这门课让我明白了一件事：历史不只是写在书本上的。我爷爷奶奶那一辈经历了什么、我爸妈这一辈经历了什么，这些活生生的记忆如果不被记录、不被听见，就真的消失了。这次访谈是我第一次认认真真听我爸讲他的故事，讲了三小时，录音转文字一万多字。采访结束之后他把我的录音听了好几遍，说"原来我做了这么多事啊"。他自己都快忘了。</w:t>
+        <w:t>第三，作为儿子，我欠她一个认真听她说话的机会。小时候我觉得她啰嗦，长大了觉得她什么都不懂，从来没想到她的人生里也有过二十几岁的困惑和挣扎。这次访谈是我除了小时候被她教写字之外，最长的一次对话。录音听到后面，有些片段我不敢再听——因为我发现她在聊过去的时候，很多细节都记得清清楚楚，说明那些事对她很重要，而以前没人问过她。</w:t>
       </w:r>
     </w:p>
     <w:p>
@@ -595,7 +517,7 @@
           <w:rFonts w:ascii="宋体" w:hAnsi="宋体" w:eastAsia="宋体"/>
           <w:sz w:val="24"/>
         </w:rPr>
-        <w:t>所以这个作业对我而言，分数已经没那么重要了。重要的是我跟我爸多了一次真正的沟通。以前我总觉得他不理解我——不理解我为什么去当兵、为什么退伍回来还折腾副业、为什么不好好找个班上。现在我发现，他不是不理解我，他年轻时比我还折腾。他只是不说而已。</w:t>
+        <w:t>这个作业对我来说，成绩是次要的。重要的就是这一次——我跟我妈真正聊了一次三个小时的、关于她的人生的话题。比任何课都有用。</w:t>
       </w:r>
     </w:p>
     <w:p>
@@ -608,7 +530,7 @@
           <w:b/>
           <w:sz w:val="30"/>
         </w:rPr>
-        <w:t>附录：访谈现场照片</w:t>
+        <w:t>附录：受访人生活照片</w:t>
       </w:r>
     </w:p>
     <w:p>
@@ -621,7 +543,7 @@
           <w:rFonts w:ascii="宋体" w:hAnsi="宋体" w:eastAsia="宋体"/>
           <w:sz w:val="24"/>
         </w:rPr>
-        <w:t>以下为本次口述史访谈现场照片。访谈于2025年5月2日下午在家中客厅进行，历时约3小时，使用手机录音记录，现场整理访谈笔记若干。</w:t>
+        <w:t>以下照片拍摄于2025年五一假期期间，为我与母亲在户外散步时拍摄的合影。本次口述史访谈即在此次回家期间完成。经母亲本人同意使用于本次作业。</w:t>
       </w:r>
     </w:p>
     <w:p>
@@ -631,7 +553,7 @@
       <w:r>
         <w:drawing>
           <wp:inline xmlns:a="http://schemas.openxmlformats.org/drawingml/2006/main" xmlns:pic="http://schemas.openxmlformats.org/drawingml/2006/picture">
-            <wp:extent cx="4114800" cy="4114800"/>
+            <wp:extent cx="4114800" cy="3085497"/>
             <wp:docPr id="1" name="Picture 1"/>
             <wp:cNvGraphicFramePr>
               <a:graphicFrameLocks noChangeAspect="1"/>
@@ -640,7 +562,7 @@
               <a:graphicData uri="http://schemas.openxmlformats.org/drawingml/2006/picture">
                 <pic:pic>
                   <pic:nvPicPr>
-                    <pic:cNvPr id="0" name="interview_photo.png"/>
+                    <pic:cNvPr id="0" name="img_6a3231a58b0c.jpg"/>
                     <pic:cNvPicPr/>
                   </pic:nvPicPr>
                   <pic:blipFill>
@@ -652,7 +574,7 @@
                   <pic:spPr>
                     <a:xfrm>
                       <a:off x="0" y="0"/>
-                      <a:ext cx="4114800" cy="4114800"/>
+                      <a:ext cx="4114800" cy="3085497"/>
                     </a:xfrm>
                     <a:prstGeom prst="rect"/>
                   </pic:spPr>
@@ -673,7 +595,7 @@
           <w:rFonts w:ascii="宋体" w:hAnsi="宋体" w:eastAsia="宋体"/>
           <w:sz w:val="24"/>
         </w:rPr>
-        <w:t>（访谈现场：茶几上放着茶水和录音设备，我在记录要点。父亲坐在对面，画面经其同意拍摄。）</w:t>
+        <w:t>（我与母亲在江边散步时的合影。她平时不爱拍照，这张是她说"今天天气好，拍一张吧"。）</w:t>
       </w:r>
     </w:p>
     <w:sectPr>
